--- a/final-article.docx
+++ b/final-article.docx
@@ -1595,6 +1595,20 @@
       </w:r>
     </w:p>
     <w:p/>
+    <w:p>
+      <w:pPr>
+        <w:spacing w:after="120" w:line="276" w:lineRule="auto"/>
+      </w:pPr>
+      <w:r>
+        <w:rPr>
+          <w:rFonts w:ascii="Times New Roman" w:hAnsi="Times New Roman" w:eastAsia="Times New Roman"/>
+          <w:b w:val="0"/>
+          <w:sz w:val="28"/>
+        </w:rPr>
+        <w:t>Все цифры — с внешним нагревом (тепловая машина). Без нагрева полезная мощность ≈ 0.</w:t>
+      </w:r>
+    </w:p>
+    <w:p/>
     <w:tbl>
       <w:tblPr>
         <w:tblStyle w:val="TableGrid"/>
@@ -1705,7 +1719,7 @@
                 <w:b w:val="0"/>
                 <w:sz w:val="22"/>
               </w:rPr>
-              <w:t>R-134a, D=200 мм, 10 дисков</w:t>
+              <w:t>R-134a, ГВС 60→20°C, D=200 мм, 10 дисков</w:t>
             </w:r>
           </w:p>
         </w:tc>
@@ -1724,7 +1738,7 @@
                 <w:b w:val="0"/>
                 <w:sz w:val="22"/>
               </w:rPr>
-              <w:t>155</w:t>
+              <w:t>181</w:t>
             </w:r>
           </w:p>
         </w:tc>
@@ -1743,7 +1757,7 @@
                 <w:b w:val="0"/>
                 <w:sz w:val="22"/>
               </w:rPr>
-              <w:t>11-32</w:t>
+              <w:t>39</w:t>
             </w:r>
           </w:p>
         </w:tc>
@@ -1783,7 +1797,7 @@
                 <w:b w:val="0"/>
                 <w:sz w:val="22"/>
               </w:rPr>
-              <w:t>R-134a, D=300 мм, 10 дисков</w:t>
+              <w:t>R-134a, ГВС 60→20°C, D=300 мм, 10 дисков</w:t>
             </w:r>
           </w:p>
         </w:tc>
@@ -1802,7 +1816,7 @@
                 <w:b w:val="0"/>
                 <w:sz w:val="22"/>
               </w:rPr>
-              <w:t>348</w:t>
+              <w:t>407</w:t>
             </w:r>
           </w:p>
         </w:tc>
@@ -1821,7 +1835,7 @@
                 <w:b w:val="0"/>
                 <w:sz w:val="22"/>
               </w:rPr>
-              <w:t>24-72</w:t>
+              <w:t>97</w:t>
             </w:r>
           </w:p>
         </w:tc>
@@ -1861,7 +1875,7 @@
                 <w:b w:val="0"/>
                 <w:sz w:val="22"/>
               </w:rPr>
-              <w:t>10 пакетов D=300 мм, 100 дисков</w:t>
+              <w:t>R-134a, ГВС 60→20°C, D=300 мм, 100 дисков</w:t>
             </w:r>
           </w:p>
         </w:tc>
@@ -1880,7 +1894,7 @@
                 <w:b w:val="0"/>
                 <w:sz w:val="22"/>
               </w:rPr>
-              <w:t>3 500</w:t>
+              <w:t>4 100</w:t>
             </w:r>
           </w:p>
         </w:tc>
@@ -1899,7 +1913,7 @@
                 <w:b w:val="0"/>
                 <w:sz w:val="22"/>
               </w:rPr>
-              <w:t>2 400</w:t>
+              <w:t>**3 000**</w:t>
             </w:r>
           </w:p>
         </w:tc>
@@ -1918,7 +1932,7 @@
                 <w:b w:val="0"/>
                 <w:sz w:val="22"/>
               </w:rPr>
-              <w:t>Масштабированный</w:t>
+              <w:t>Домашний генератор</w:t>
             </w:r>
           </w:p>
         </w:tc>
@@ -1939,7 +1953,7 @@
                 <w:b w:val="0"/>
                 <w:sz w:val="22"/>
               </w:rPr>
-              <w:t>Вода 200°C, D=300 мм, 10 дисков</w:t>
+              <w:t>Вода 200→27°C, D=300 мм, 10 дисков</w:t>
             </w:r>
           </w:p>
         </w:tc>
@@ -2014,20 +2028,6 @@
           <w:b w:val="0"/>
           <w:sz w:val="28"/>
         </w:rPr>
-        <w:t>10 пакетов по 300 мм дают 2.4 кВт электричества. Этого хватает на освещение дома, холодильник, роутер и насос отопления.</w:t>
-      </w:r>
-    </w:p>
-    <w:p/>
-    <w:p>
-      <w:pPr>
-        <w:spacing w:after="120" w:line="276" w:lineRule="auto"/>
-      </w:pPr>
-      <w:r>
-        <w:rPr>
-          <w:rFonts w:ascii="Times New Roman" w:hAnsi="Times New Roman" w:eastAsia="Times New Roman"/>
-          <w:b w:val="0"/>
-          <w:sz w:val="28"/>
-        </w:rPr>
         <w:t>КПД цепочки (топливо → горелка → турбина → генератор → инвертор): ~6-8%. Это ниже ДВС (25-35%), но:</w:t>
       </w:r>
     </w:p>
@@ -2451,7 +2451,7 @@
           <w:b w:val="0"/>
           <w:sz w:val="28"/>
         </w:rPr>
-        <w:t>10 пакетов турбины (D=300 мм, 100 дисков) дают ~1.1 кВт в этом режиме. Стоимость пакета — около $500-800 за прототип.</w:t>
+        <w:t>100 дисков турбины (D=300 мм) с нагревом от котла ГВС дают ~3.0 кВт электричества в этом режиме (R-134a, 60→20°C). Стоимость пакета — около $1 300 за прототип (см. cost-analysis.md).</w:t>
       </w:r>
     </w:p>
     <w:p/>
